--- a/docs/24121846_余彬彬_气象可视化与人机交互论文.docx
+++ b/docs/24121846_余彬彬_气象可视化与人机交互论文.docx
@@ -2606,7 +2606,7 @@
         <w:rPr>
           <w:rFonts w:hint="eastAsia"/>
         </w:rPr>
-        <w:t>：https://github.com/RakkainY/tianshu-meteo-viz</w:t>
+        <w:t>：https://github.com/rakkainovo/tianshu-meteo-viz</w:t>
       </w:r>
     </w:p>
     <w:p>
